--- a/klagomål/A 18697-2025 FSC-klagomål.docx
+++ b/klagomål/A 18697-2025 FSC-klagomål.docx
@@ -672,7 +672,7 @@
     <w:r>
       <w:tab/>
       <w:tab/>
-      <w:t>2026-09-14</w:t>
+      <w:t>2026-09-15</w:t>
       <w:br/>
       <w:br/>
     </w:r>

--- a/klagomål/A 18697-2025 FSC-klagomål.docx
+++ b/klagomål/A 18697-2025 FSC-klagomål.docx
@@ -672,7 +672,7 @@
     <w:r>
       <w:tab/>
       <w:tab/>
-      <w:t>2026-09-15</w:t>
+      <w:t>2026-09-16</w:t>
       <w:br/>
       <w:br/>
     </w:r>

--- a/klagomål/A 18697-2025 FSC-klagomål.docx
+++ b/klagomål/A 18697-2025 FSC-klagomål.docx
@@ -672,7 +672,7 @@
     <w:r>
       <w:tab/>
       <w:tab/>
-      <w:t>2026-09-16</w:t>
+      <w:t>2026-09-17</w:t>
       <w:br/>
       <w:br/>
     </w:r>

--- a/klagomål/A 18697-2025 FSC-klagomål.docx
+++ b/klagomål/A 18697-2025 FSC-klagomål.docx
@@ -672,7 +672,7 @@
     <w:r>
       <w:tab/>
       <w:tab/>
-      <w:t>2026-09-17</w:t>
+      <w:t>2026-09-18</w:t>
       <w:br/>
       <w:br/>
     </w:r>

--- a/klagomål/A 18697-2025 FSC-klagomål.docx
+++ b/klagomål/A 18697-2025 FSC-klagomål.docx
@@ -672,7 +672,7 @@
     <w:r>
       <w:tab/>
       <w:tab/>
-      <w:t>2026-09-18</w:t>
+      <w:t>2026-09-19</w:t>
       <w:br/>
       <w:br/>
     </w:r>

--- a/klagomål/A 18697-2025 FSC-klagomål.docx
+++ b/klagomål/A 18697-2025 FSC-klagomål.docx
@@ -672,7 +672,7 @@
     <w:r>
       <w:tab/>
       <w:tab/>
-      <w:t>2026-09-19</w:t>
+      <w:t>2026-09-21</w:t>
       <w:br/>
       <w:br/>
     </w:r>

--- a/klagomål/A 18697-2025 FSC-klagomål.docx
+++ b/klagomål/A 18697-2025 FSC-klagomål.docx
@@ -672,7 +672,7 @@
     <w:r>
       <w:tab/>
       <w:tab/>
-      <w:t>2026-09-21</w:t>
+      <w:t>2026-09-23</w:t>
       <w:br/>
       <w:br/>
     </w:r>

--- a/klagomål/A 18697-2025 FSC-klagomål.docx
+++ b/klagomål/A 18697-2025 FSC-klagomål.docx
@@ -672,7 +672,7 @@
     <w:r>
       <w:tab/>
       <w:tab/>
-      <w:t>2026-09-23</w:t>
+      <w:t>2026-09-24</w:t>
       <w:br/>
       <w:br/>
     </w:r>

--- a/klagomål/A 18697-2025 FSC-klagomål.docx
+++ b/klagomål/A 18697-2025 FSC-klagomål.docx
@@ -672,7 +672,7 @@
     <w:r>
       <w:tab/>
       <w:tab/>
-      <w:t>2026-09-24</w:t>
+      <w:t>2026-09-25</w:t>
       <w:br/>
       <w:br/>
     </w:r>

--- a/klagomål/A 18697-2025 FSC-klagomål.docx
+++ b/klagomål/A 18697-2025 FSC-klagomål.docx
@@ -672,7 +672,7 @@
     <w:r>
       <w:tab/>
       <w:tab/>
-      <w:t>2026-09-25</w:t>
+      <w:t>2026-09-26</w:t>
       <w:br/>
       <w:br/>
     </w:r>

--- a/klagomål/A 18697-2025 FSC-klagomål.docx
+++ b/klagomål/A 18697-2025 FSC-klagomål.docx
@@ -672,7 +672,7 @@
     <w:r>
       <w:tab/>
       <w:tab/>
-      <w:t>2026-09-26</w:t>
+      <w:t>2026-09-27</w:t>
       <w:br/>
       <w:br/>
     </w:r>

--- a/klagomål/A 18697-2025 FSC-klagomål.docx
+++ b/klagomål/A 18697-2025 FSC-klagomål.docx
@@ -672,7 +672,7 @@
     <w:r>
       <w:tab/>
       <w:tab/>
-      <w:t>2026-09-27</w:t>
+      <w:t>2026-09-28</w:t>
       <w:br/>
       <w:br/>
     </w:r>

--- a/klagomål/A 18697-2025 FSC-klagomål.docx
+++ b/klagomål/A 18697-2025 FSC-klagomål.docx
@@ -672,7 +672,7 @@
     <w:r>
       <w:tab/>
       <w:tab/>
-      <w:t>2026-09-28</w:t>
+      <w:t>2026-09-29</w:t>
       <w:br/>
       <w:br/>
     </w:r>

--- a/klagomål/A 18697-2025 FSC-klagomål.docx
+++ b/klagomål/A 18697-2025 FSC-klagomål.docx
@@ -672,7 +672,7 @@
     <w:r>
       <w:tab/>
       <w:tab/>
-      <w:t>2026-09-29</w:t>
+      <w:t>2026-09-30</w:t>
       <w:br/>
       <w:br/>
     </w:r>

--- a/klagomål/A 18697-2025 FSC-klagomål.docx
+++ b/klagomål/A 18697-2025 FSC-klagomål.docx
@@ -672,7 +672,7 @@
     <w:r>
       <w:tab/>
       <w:tab/>
-      <w:t>2026-09-30</w:t>
+      <w:t>2026-10-01</w:t>
       <w:br/>
       <w:br/>
     </w:r>

--- a/klagomål/A 18697-2025 FSC-klagomål.docx
+++ b/klagomål/A 18697-2025 FSC-klagomål.docx
@@ -672,7 +672,7 @@
     <w:r>
       <w:tab/>
       <w:tab/>
-      <w:t>2026-10-01</w:t>
+      <w:t>2026-10-02</w:t>
       <w:br/>
       <w:br/>
     </w:r>

--- a/klagomål/A 18697-2025 FSC-klagomål.docx
+++ b/klagomål/A 18697-2025 FSC-klagomål.docx
@@ -672,7 +672,7 @@
     <w:r>
       <w:tab/>
       <w:tab/>
-      <w:t>2026-10-02</w:t>
+      <w:t>2026-10-03</w:t>
       <w:br/>
       <w:br/>
     </w:r>

--- a/klagomål/A 18697-2025 FSC-klagomål.docx
+++ b/klagomål/A 18697-2025 FSC-klagomål.docx
@@ -672,7 +672,7 @@
     <w:r>
       <w:tab/>
       <w:tab/>
-      <w:t>2026-10-03</w:t>
+      <w:t>2026-10-04</w:t>
       <w:br/>
       <w:br/>
     </w:r>

--- a/klagomål/A 18697-2025 FSC-klagomål.docx
+++ b/klagomål/A 18697-2025 FSC-klagomål.docx
@@ -672,7 +672,7 @@
     <w:r>
       <w:tab/>
       <w:tab/>
-      <w:t>2026-10-04</w:t>
+      <w:t>2026-10-05</w:t>
       <w:br/>
       <w:br/>
     </w:r>

--- a/klagomål/A 18697-2025 FSC-klagomål.docx
+++ b/klagomål/A 18697-2025 FSC-klagomål.docx
@@ -672,7 +672,7 @@
     <w:r>
       <w:tab/>
       <w:tab/>
-      <w:t>2026-10-05</w:t>
+      <w:t>2026-10-06</w:t>
       <w:br/>
       <w:br/>
     </w:r>

--- a/klagomål/A 18697-2025 FSC-klagomål.docx
+++ b/klagomål/A 18697-2025 FSC-klagomål.docx
@@ -672,7 +672,7 @@
     <w:r>
       <w:tab/>
       <w:tab/>
-      <w:t>2026-10-06</w:t>
+      <w:t>2026-10-07</w:t>
       <w:br/>
       <w:br/>
     </w:r>

--- a/klagomål/A 18697-2025 FSC-klagomål.docx
+++ b/klagomål/A 18697-2025 FSC-klagomål.docx
@@ -672,7 +672,7 @@
     <w:r>
       <w:tab/>
       <w:tab/>
-      <w:t>2026-10-07</w:t>
+      <w:t>2026-10-08</w:t>
       <w:br/>
       <w:br/>
     </w:r>

--- a/klagomål/A 18697-2025 FSC-klagomål.docx
+++ b/klagomål/A 18697-2025 FSC-klagomål.docx
@@ -178,7 +178,7 @@
       <w:r>
         <w:drawing>
           <wp:inline xmlns:a="http://schemas.openxmlformats.org/drawingml/2006/main" xmlns:pic="http://schemas.openxmlformats.org/drawingml/2006/picture">
-            <wp:extent cx="5486400" cy="5352137"/>
+            <wp:extent cx="5486400" cy="5108936"/>
             <wp:docPr id="1" name="Picture 1"/>
             <wp:cNvGraphicFramePr>
               <a:graphicFrameLocks noChangeAspect="1"/>
@@ -199,7 +199,7 @@
                   <pic:spPr>
                     <a:xfrm>
                       <a:off x="0" y="0"/>
-                      <a:ext cx="5486400" cy="5352137"/>
+                      <a:ext cx="5486400" cy="5108936"/>
                     </a:xfrm>
                     <a:prstGeom prst="rect"/>
                   </pic:spPr>
@@ -216,12 +216,12 @@
         <w:spacing w:after="240"/>
       </w:pPr>
       <w:r>
-        <w:t>Figur 1. Fyndplatser för naturvårdsarter i avverkningsanmälan. Markörer utan svart kant är placerade på fyndplatsen. Markörer med svart kant är placerade vid sidan av fyndplatsen och har ett svart streck som visar fyndplatsens exakta position. Kartans mittpunktskoordinat är N 7012427, E 638019 i SWEREF 99 TM.</w:t>
+        <w:t>Figur 1. Fyndplatser för naturvårdsarter i och inom 10 meter från avverkningsanmälan. Markörer utan svart kant är placerade på fyndplatsen. Markörer med svart kant är placerade vid sidan av fyndplatsen och har ett svart streck som visar fyndplatsens exakta position. Kartans mittpunktskoordinat är N 7012427, E 638019 i SWEREF 99 TM.</w:t>
       </w:r>
     </w:p>
     <w:p>
       <w:r>
-        <w:t>I avverkningsanmälan finns fynd av 1 naturvårdsarter, varav 1 är rödlistad och 1 är typisk (T): kolflarnlav (NT, T). Se Figur 1.</w:t>
+        <w:t>I och inom 10 meter från avverkningsanmälan finns fynd av 7 naturvårdsarter, varav 6 är rödlistade, 6 är typiska (T) och 1 är signalart (S): garnlav (VU, T), dropptaggsvamp (NT, T), kolflarnlav (NT, T), mörk kolflarnlav (NT), talltagel (NT, T), vedskivlav (NT, T) och nästlav (S, T). Se Figur 1.</w:t>
       </w:r>
     </w:p>
     <w:p>
@@ -252,6 +252,55 @@
         <w:rPr>
           <w:b/>
         </w:rPr>
+        <w:t>Garnlav (VU)</w:t>
+      </w:r>
+      <w:r>
+        <w:t xml:space="preserve"> är en utpräglad barrskogsart som ibland kan drapera träden i norrländska grannaturskogar med hög luftfuktighet. Den förekommer även i talldominerade bestånd där den, förutom i trädens grenverk, påträffas hängande över ojämnheter i tallbarken. Arten har minskat starkt i södra och mellersta Sverige och den minskar även i sitt nordliga utbredningsområde. Minskningstakten uppgår till 30 (20–50) % inom 50 år och överstiger gränsvärdet för Sårbar (VU). Orsaken till tillbakagången beror främst på slutavverkningar av naturskogsartade skogar. Bestånd med riklig förekomst bör regelmässigt sparas, vilket även gynnar flera andra sällsynta och rödlistade arter. Garnlav är värdväxt för den mycket sällsynta och akut hotade fjärilen barrskogslavfly (CR) som hör hemma i boreala barrskogar med riklig förekomst av värdväxten. Tidigare kunde arten konstateras årligen på flera platser vid Dala-Floda i Dalarna innan lokalerna kalavverkades. Senaste fyndet i landet av barrskogslavfly är från år 2000 då den påträffades vid Högberget i Sollefteå kommun. Garnlav är typisk art för </w:t>
+      </w:r>
+      <w:r>
+        <w:rPr>
+          <w:i/>
+        </w:rPr>
+        <w:t xml:space="preserve">9010 Taiga </w:t>
+      </w:r>
+      <w:r>
+        <w:t>och</w:t>
+      </w:r>
+      <w:r>
+        <w:rPr>
+          <w:i/>
+        </w:rPr>
+        <w:t xml:space="preserve"> 9070 Trädklädd betesmark</w:t>
+      </w:r>
+      <w:r>
+        <w:t xml:space="preserve"> (SLU Artdatabanken, 2026).</w:t>
+      </w:r>
+    </w:p>
+    <w:p>
+      <w:r>
+        <w:rPr>
+          <w:b/>
+        </w:rPr>
+        <w:t>Dropptaggsvamp (NT)</w:t>
+      </w:r>
+      <w:r>
+        <w:t xml:space="preserve"> bildar mykorrhiza med tall, främst i barrskog med trädkontinuitet, i magra, torra och ljusöppna lavtallskogar och i barrblandskogar med friskmossor och lingon i fältskiktet. Den totala populationen i landet har minskat och bedöms fortsätta minska till följd av slutavverkningar av tallskog. Det är högst oklart om arten långsiktigt kan etablera och reproducera sig i skogsbestånd som brukas med trakthyggesmetoder, markberedning, gödsling eller föryngring med förädlat plantmaterial. Uppfyller kriterierna för att bli rödlistad på grund av ny kunskap som visar att en större andel av populationen än tidigare bedömt är knuten till kontinuitetsbarrskog. Minskningstakten för den svenska populationen bedöms vara nära gränsvärdet för Sårbar (VU). Dropptaggsvamp är typisk art för </w:t>
+      </w:r>
+      <w:r>
+        <w:rPr>
+          <w:i/>
+        </w:rPr>
+        <w:t xml:space="preserve">9010 Taiga </w:t>
+      </w:r>
+      <w:r>
+        <w:t>(SLU Artdatabanken, 2026).</w:t>
+      </w:r>
+    </w:p>
+    <w:p>
+      <w:r>
+        <w:rPr>
+          <w:b/>
+        </w:rPr>
         <w:t>Kolflarnlav (NT)</w:t>
       </w:r>
       <w:r>
@@ -265,6 +314,77 @@
       </w:r>
       <w:r>
         <w:t xml:space="preserve"> (SLU Artdatabanken, 2024).</w:t>
+      </w:r>
+    </w:p>
+    <w:p>
+      <w:r>
+        <w:rPr>
+          <w:b/>
+        </w:rPr>
+        <w:t>Mörk kolflarnlav (NT)</w:t>
+      </w:r>
+      <w:r>
+        <w:t xml:space="preserve"> är brandberoende och växer nästan uteslutande på kolad hård kärnved av tall. Arten förekommer främst i glesa, öppna tall- och blandbarrskogar av naturskogskaraktär och etableringen verkar ske sent efter brand, kanske först efter 100–300 år. Mörk kolflarnlav indikerar skog med höga naturvärden och vanligast är att den påträffas på rester av nedbrunna torrakor och högstubbar och lågstubbar som är så grova att hela innandömet är urbränt. Tall- och blandbarrskogar av naturskogskaraktär med spår av återkommande bränder hyser höga biologiska värden och bör skyddas (SLU Artdatabanken, 2024).</w:t>
+      </w:r>
+    </w:p>
+    <w:p>
+      <w:r>
+        <w:rPr>
+          <w:b/>
+        </w:rPr>
+        <w:t>Talltagel (NT)</w:t>
+      </w:r>
+      <w:r>
+        <w:t xml:space="preserve"> är en boreal art som förekommer på tall i äldre, öppna tallskogar. Den påverkas negativt av brist på kontinuitetsskog och minskningstakten bedöms vara nära gränsvärdet för Sårbar (VU). Talltagel är typisk art för </w:t>
+      </w:r>
+      <w:r>
+        <w:rPr>
+          <w:i/>
+        </w:rPr>
+        <w:t>9010 Taiga</w:t>
+      </w:r>
+      <w:r>
+        <w:t xml:space="preserve"> (SLU Artdatabanken, 2026).</w:t>
+      </w:r>
+    </w:p>
+    <w:p>
+      <w:r>
+        <w:rPr>
+          <w:b/>
+        </w:rPr>
+        <w:t>Vedskivlav (NT)</w:t>
+      </w:r>
+      <w:r>
+        <w:t xml:space="preserve"> växer på gammal, torr, exponerad, hård kärnved av framförallt tall i naturskogsartade bestånd. Avverkning av tallskog av naturskogskaraktär med spår av återkommande bränder är ett hot. Mängden lämplig ved att växa på för vedskivlav minskar, dels på grund av naturlig nedbrytning men framförallt på grund av att de förstörs i samband med slutavverkningar, gallringar och markberedning. Tall- och blandbarrskogar av naturskogskaraktär med spår av återkommande bränder bör skyddas. Vedskivlav är typisk art för </w:t>
+      </w:r>
+      <w:r>
+        <w:rPr>
+          <w:i/>
+        </w:rPr>
+        <w:t>9010 Taiga</w:t>
+      </w:r>
+      <w:r>
+        <w:t xml:space="preserve"> (SLU Artdatabanken, 2024).</w:t>
+      </w:r>
+    </w:p>
+    <w:p>
+      <w:r>
+        <w:rPr>
+          <w:b/>
+        </w:rPr>
+        <w:t>Nästlav</w:t>
+      </w:r>
+      <w:r>
+        <w:t xml:space="preserve"> indikerar söder om den naturliga norrlandsgränsen äldre barrskogsområden med höga naturvärden där andra ovanliga nordliga barrskogsarter kan påträffas. Nästlav är typisk art för </w:t>
+      </w:r>
+      <w:r>
+        <w:rPr>
+          <w:i/>
+        </w:rPr>
+        <w:t xml:space="preserve">9010 Taiga </w:t>
+      </w:r>
+      <w:r>
+        <w:t>(Nitare &amp; Skogsstyrelsen, 2019; SLU Artdatabanken, 2025).</w:t>
       </w:r>
     </w:p>
     <w:p>
@@ -357,7 +477,7 @@
         <w:rPr>
           <w:i/>
         </w:rPr>
-        <w:t>I det avverkningsanmälda skogsområdet har 1 naturvårdsarter varav 1 rödlistade arter sina livsmiljöer och växtplatser.</w:t>
+        <w:t>I det avverkningsanmälda skogsområdet har 7 naturvårdsarter varav 6 rödlistade arter sina livsmiljöer och växtplatser.</w:t>
       </w:r>
     </w:p>
     <w:p>
@@ -672,7 +792,7 @@
     <w:r>
       <w:tab/>
       <w:tab/>
-      <w:t>2026-10-08</w:t>
+      <w:t>2026-10-09</w:t>
       <w:br/>
       <w:br/>
     </w:r>

--- a/klagomål/A 18697-2025 FSC-klagomål.docx
+++ b/klagomål/A 18697-2025 FSC-klagomål.docx
@@ -792,7 +792,7 @@
     <w:r>
       <w:tab/>
       <w:tab/>
-      <w:t>2026-10-09</w:t>
+      <w:t>2026-10-10</w:t>
       <w:br/>
       <w:br/>
     </w:r>

--- a/klagomål/A 18697-2025 FSC-klagomål.docx
+++ b/klagomål/A 18697-2025 FSC-klagomål.docx
@@ -792,7 +792,7 @@
     <w:r>
       <w:tab/>
       <w:tab/>
-      <w:t>2026-10-10</w:t>
+      <w:t>2026-10-11</w:t>
       <w:br/>
       <w:br/>
     </w:r>

--- a/klagomål/A 18697-2025 FSC-klagomål.docx
+++ b/klagomål/A 18697-2025 FSC-klagomål.docx
@@ -792,7 +792,7 @@
     <w:r>
       <w:tab/>
       <w:tab/>
-      <w:t>2026-10-11</w:t>
+      <w:t>2026-10-12</w:t>
       <w:br/>
       <w:br/>
     </w:r>

--- a/klagomål/A 18697-2025 FSC-klagomål.docx
+++ b/klagomål/A 18697-2025 FSC-klagomål.docx
@@ -792,7 +792,7 @@
     <w:r>
       <w:tab/>
       <w:tab/>
-      <w:t>2026-10-12</w:t>
+      <w:t>2026-10-13</w:t>
       <w:br/>
       <w:br/>
     </w:r>

--- a/klagomål/A 18697-2025 FSC-klagomål.docx
+++ b/klagomål/A 18697-2025 FSC-klagomål.docx
@@ -792,7 +792,7 @@
     <w:r>
       <w:tab/>
       <w:tab/>
-      <w:t>2026-10-13</w:t>
+      <w:t>2026-10-14</w:t>
       <w:br/>
       <w:br/>
     </w:r>

--- a/klagomål/A 18697-2025 FSC-klagomål.docx
+++ b/klagomål/A 18697-2025 FSC-klagomål.docx
@@ -792,7 +792,7 @@
     <w:r>
       <w:tab/>
       <w:tab/>
-      <w:t>2026-10-14</w:t>
+      <w:t>2026-10-15</w:t>
       <w:br/>
       <w:br/>
     </w:r>

--- a/klagomål/A 18697-2025 FSC-klagomål.docx
+++ b/klagomål/A 18697-2025 FSC-klagomål.docx
@@ -792,7 +792,7 @@
     <w:r>
       <w:tab/>
       <w:tab/>
-      <w:t>2026-10-15</w:t>
+      <w:t>2026-10-16</w:t>
       <w:br/>
       <w:br/>
     </w:r>

--- a/klagomål/A 18697-2025 FSC-klagomål.docx
+++ b/klagomål/A 18697-2025 FSC-klagomål.docx
@@ -792,7 +792,7 @@
     <w:r>
       <w:tab/>
       <w:tab/>
-      <w:t>2026-10-16</w:t>
+      <w:t>2026-10-17</w:t>
       <w:br/>
       <w:br/>
     </w:r>

--- a/klagomål/A 18697-2025 FSC-klagomål.docx
+++ b/klagomål/A 18697-2025 FSC-klagomål.docx
@@ -792,7 +792,7 @@
     <w:r>
       <w:tab/>
       <w:tab/>
-      <w:t>2026-10-17</w:t>
+      <w:t>2026-10-18</w:t>
       <w:br/>
       <w:br/>
     </w:r>

--- a/klagomål/A 18697-2025 FSC-klagomål.docx
+++ b/klagomål/A 18697-2025 FSC-klagomål.docx
@@ -792,7 +792,7 @@
     <w:r>
       <w:tab/>
       <w:tab/>
-      <w:t>2026-10-18</w:t>
+      <w:t>2026-10-19</w:t>
       <w:br/>
       <w:br/>
     </w:r>

--- a/klagomål/A 18697-2025 FSC-klagomål.docx
+++ b/klagomål/A 18697-2025 FSC-klagomål.docx
@@ -792,7 +792,7 @@
     <w:r>
       <w:tab/>
       <w:tab/>
-      <w:t>2026-10-19</w:t>
+      <w:t>2026-10-20</w:t>
       <w:br/>
       <w:br/>
     </w:r>

--- a/klagomål/A 18697-2025 FSC-klagomål.docx
+++ b/klagomål/A 18697-2025 FSC-klagomål.docx
@@ -792,7 +792,7 @@
     <w:r>
       <w:tab/>
       <w:tab/>
-      <w:t>2026-10-20</w:t>
+      <w:t>2026-10-21</w:t>
       <w:br/>
       <w:br/>
     </w:r>

--- a/klagomål/A 18697-2025 FSC-klagomål.docx
+++ b/klagomål/A 18697-2025 FSC-klagomål.docx
@@ -792,7 +792,7 @@
     <w:r>
       <w:tab/>
       <w:tab/>
-      <w:t>2026-10-21</w:t>
+      <w:t>2026-10-22</w:t>
       <w:br/>
       <w:br/>
     </w:r>

--- a/klagomål/A 18697-2025 FSC-klagomål.docx
+++ b/klagomål/A 18697-2025 FSC-klagomål.docx
@@ -792,7 +792,7 @@
     <w:r>
       <w:tab/>
       <w:tab/>
-      <w:t>2026-10-22</w:t>
+      <w:t>2026-10-23</w:t>
       <w:br/>
       <w:br/>
     </w:r>

--- a/klagomål/A 18697-2025 FSC-klagomål.docx
+++ b/klagomål/A 18697-2025 FSC-klagomål.docx
@@ -792,7 +792,7 @@
     <w:r>
       <w:tab/>
       <w:tab/>
-      <w:t>2026-10-23</w:t>
+      <w:t>2026-10-24</w:t>
       <w:br/>
       <w:br/>
     </w:r>

--- a/klagomål/A 18697-2025 FSC-klagomål.docx
+++ b/klagomål/A 18697-2025 FSC-klagomål.docx
@@ -792,7 +792,7 @@
     <w:r>
       <w:tab/>
       <w:tab/>
-      <w:t>2026-10-24</w:t>
+      <w:t>2026-10-25</w:t>
       <w:br/>
       <w:br/>
     </w:r>

--- a/klagomål/A 18697-2025 FSC-klagomål.docx
+++ b/klagomål/A 18697-2025 FSC-klagomål.docx
@@ -792,7 +792,7 @@
     <w:r>
       <w:tab/>
       <w:tab/>
-      <w:t>2026-10-25</w:t>
+      <w:t>2026-10-26</w:t>
       <w:br/>
       <w:br/>
     </w:r>

--- a/klagomål/A 18697-2025 FSC-klagomål.docx
+++ b/klagomål/A 18697-2025 FSC-klagomål.docx
@@ -792,7 +792,7 @@
     <w:r>
       <w:tab/>
       <w:tab/>
-      <w:t>2026-10-26</w:t>
+      <w:t>2026-10-27</w:t>
       <w:br/>
       <w:br/>
     </w:r>

--- a/klagomål/A 18697-2025 FSC-klagomål.docx
+++ b/klagomål/A 18697-2025 FSC-klagomål.docx
@@ -792,7 +792,7 @@
     <w:r>
       <w:tab/>
       <w:tab/>
-      <w:t>2026-10-27</w:t>
+      <w:t>2026-10-28</w:t>
       <w:br/>
       <w:br/>
     </w:r>

--- a/klagomål/A 18697-2025 FSC-klagomål.docx
+++ b/klagomål/A 18697-2025 FSC-klagomål.docx
@@ -792,7 +792,7 @@
     <w:r>
       <w:tab/>
       <w:tab/>
-      <w:t>2026-10-28</w:t>
+      <w:t>2026-10-29</w:t>
       <w:br/>
       <w:br/>
     </w:r>

--- a/klagomål/A 18697-2025 FSC-klagomål.docx
+++ b/klagomål/A 18697-2025 FSC-klagomål.docx
@@ -792,7 +792,7 @@
     <w:r>
       <w:tab/>
       <w:tab/>
-      <w:t>2026-10-29</w:t>
+      <w:t>2026-10-31</w:t>
       <w:br/>
       <w:br/>
     </w:r>
